--- a/MeinMaterial/Besprechungen/Gespräch4.docx
+++ b/MeinMaterial/Besprechungen/Gespräch4.docx
@@ -14,15 +14,72 @@
           <w:b/>
           <w:bCs/>
         </w:rPr>
-        <w:t>Arbeitsspeicherproblem von nslphom</w:t>
-      </w:r>
+        <w:t xml:space="preserve">Arbeitsspeicherproblem von </w:t>
+      </w:r>
+      <w:proofErr w:type="spellStart"/>
+      <w:r>
+        <w:rPr>
+          <w:b/>
+          <w:bCs/>
+        </w:rPr>
+        <w:t>nslphom</w:t>
+      </w:r>
+      <w:proofErr w:type="spellEnd"/>
       <w:r>
         <w:br/>
-        <w:t>liegt an: loop an anpassungen (while… im Rcode von nslphom)</w:t>
+        <w:t xml:space="preserve">liegt an: loop an </w:t>
+      </w:r>
+      <w:proofErr w:type="spellStart"/>
+      <w:r>
+        <w:t>anpassungen</w:t>
+      </w:r>
+      <w:proofErr w:type="spellEnd"/>
+      <w:r>
+        <w:t xml:space="preserve"> (</w:t>
+      </w:r>
+      <w:proofErr w:type="spellStart"/>
+      <w:r>
+        <w:t>while</w:t>
+      </w:r>
+      <w:proofErr w:type="spellEnd"/>
+      <w:r>
+        <w:t xml:space="preserve">… im </w:t>
+      </w:r>
+      <w:proofErr w:type="spellStart"/>
+      <w:r>
+        <w:t>Rcode</w:t>
+      </w:r>
+      <w:proofErr w:type="spellEnd"/>
+      <w:r>
+        <w:t xml:space="preserve"> von </w:t>
+      </w:r>
+      <w:proofErr w:type="spellStart"/>
+      <w:r>
+        <w:t>nslphom</w:t>
+      </w:r>
+      <w:proofErr w:type="spellEnd"/>
+      <w:r>
+        <w:t>)</w:t>
       </w:r>
       <w:r>
         <w:br/>
-        <w:t>Lösung: cip-rechner, vllt Jans PC</w:t>
+        <w:t xml:space="preserve">Lösung: </w:t>
+      </w:r>
+      <w:proofErr w:type="spellStart"/>
+      <w:r>
+        <w:t>cip</w:t>
+      </w:r>
+      <w:proofErr w:type="spellEnd"/>
+      <w:r>
+        <w:t xml:space="preserve">-rechner, </w:t>
+      </w:r>
+      <w:proofErr w:type="spellStart"/>
+      <w:r>
+        <w:t>vllt</w:t>
+      </w:r>
+      <w:proofErr w:type="spellEnd"/>
+      <w:r>
+        <w:t xml:space="preserve"> Jans PC</w:t>
       </w:r>
       <w:r>
         <w:br/>
@@ -40,11 +97,24 @@
       </w:r>
       <w:r>
         <w:br/>
-        <w:t>nur 2023 betrachten ok: Argumentation keine Daten, Variableselection</w:t>
-      </w:r>
+        <w:t xml:space="preserve">nur 2023 betrachten ok: Argumentation keine Daten, </w:t>
+      </w:r>
+      <w:proofErr w:type="spellStart"/>
+      <w:r>
+        <w:t>Variableselection</w:t>
+      </w:r>
+      <w:proofErr w:type="spellEnd"/>
       <w:r>
         <w:br/>
-        <w:t>ODER: wenige Variablen vorauswählen (Bias Problem) und Daten einzeln sammeln (andere datenquellen, gemeindeebene wichtig)</w:t>
+        <w:t xml:space="preserve">ODER: wenige Variablen vorauswählen (Bias Problem) und Daten einzeln sammeln (andere datenquellen, </w:t>
+      </w:r>
+      <w:proofErr w:type="spellStart"/>
+      <w:r>
+        <w:t>gemeindeebene</w:t>
+      </w:r>
+      <w:proofErr w:type="spellEnd"/>
+      <w:r>
+        <w:t xml:space="preserve"> wichtig)</w:t>
       </w:r>
       <w:r>
         <w:br/>
@@ -52,6 +122,37 @@
       <w:r>
         <w:br/>
       </w:r>
+      <w:r>
+        <w:rPr>
+          <w:b/>
+          <w:bCs/>
+        </w:rPr>
+        <w:t>Globale Matrix über ganz Deutschland</w:t>
+      </w:r>
+      <w:r>
+        <w:rPr>
+          <w:b/>
+          <w:bCs/>
+        </w:rPr>
+        <w:br/>
+      </w:r>
+      <w:r>
+        <w:t>Momentan über Gruppen aggregiert (</w:t>
+      </w:r>
+      <w:proofErr w:type="spellStart"/>
+      <w:r>
+        <w:t>Absolutzahlen</w:t>
+      </w:r>
+      <w:proofErr w:type="spellEnd"/>
+      <w:r>
+        <w:t xml:space="preserve"> summiert)</w:t>
+      </w:r>
+      <w:r>
+        <w:br/>
+        <w:t>als Grundlage (Grafik), welche Flows man im Folgenden näher betrachtet</w:t>
+      </w:r>
+    </w:p>
+    <w:p>
       <w:r>
         <w:rPr>
           <w:b/>
@@ -61,11 +162,115 @@
       </w:r>
       <w:r>
         <w:br/>
-        <w:t>Modellierung nur vorher bestimmter flows (ca 2 bis 3) (sonst multiple testing problem)</w:t>
+        <w:t xml:space="preserve">Modellierung nur vorher bestimmter </w:t>
+      </w:r>
+      <w:proofErr w:type="spellStart"/>
+      <w:r>
+        <w:t>flows</w:t>
+      </w:r>
+      <w:proofErr w:type="spellEnd"/>
+      <w:r>
+        <w:t xml:space="preserve"> (</w:t>
+      </w:r>
+      <w:proofErr w:type="spellStart"/>
+      <w:r>
+        <w:t>ca</w:t>
+      </w:r>
+      <w:proofErr w:type="spellEnd"/>
+      <w:r>
+        <w:t xml:space="preserve"> 2 bis 3) (sonst multiple </w:t>
+      </w:r>
+      <w:proofErr w:type="spellStart"/>
+      <w:r>
+        <w:t>testing</w:t>
+      </w:r>
+      <w:proofErr w:type="spellEnd"/>
+      <w:r>
+        <w:t xml:space="preserve"> </w:t>
+      </w:r>
+      <w:proofErr w:type="spellStart"/>
+      <w:r>
+        <w:t>problem</w:t>
+      </w:r>
+      <w:proofErr w:type="spellEnd"/>
+      <w:r>
+        <w:t>)</w:t>
       </w:r>
       <w:r>
         <w:br/>
-        <w:t>Interpretation der Parameter nur im Vergleich mit gleicher Kovariable /Parameter nur anderer Flow (also bspw: Union zu union beta_arbeitslose effekt und union zu afd beta_arbeitslose vergleichbar), betas untereinander nicht vergleichbar (nur bei standardisierten Strukturvariablen)</w:t>
+        <w:t xml:space="preserve">Interpretation der Parameter nur im Vergleich </w:t>
+      </w:r>
+      <w:proofErr w:type="gramStart"/>
+      <w:r>
+        <w:t>mit gleicher Kovariable</w:t>
+      </w:r>
+      <w:proofErr w:type="gramEnd"/>
+      <w:r>
+        <w:t xml:space="preserve"> /Parameter nur anderer Flow (also </w:t>
+      </w:r>
+      <w:proofErr w:type="spellStart"/>
+      <w:r>
+        <w:t>bspw</w:t>
+      </w:r>
+      <w:proofErr w:type="spellEnd"/>
+      <w:r>
+        <w:t xml:space="preserve">: Union zu </w:t>
+      </w:r>
+      <w:proofErr w:type="spellStart"/>
+      <w:r>
+        <w:t>union</w:t>
+      </w:r>
+      <w:proofErr w:type="spellEnd"/>
+      <w:r>
+        <w:t xml:space="preserve"> </w:t>
+      </w:r>
+      <w:proofErr w:type="spellStart"/>
+      <w:r>
+        <w:t>beta_arbeitslose</w:t>
+      </w:r>
+      <w:proofErr w:type="spellEnd"/>
+      <w:r>
+        <w:t xml:space="preserve"> </w:t>
+      </w:r>
+      <w:proofErr w:type="spellStart"/>
+      <w:r>
+        <w:t>effekt</w:t>
+      </w:r>
+      <w:proofErr w:type="spellEnd"/>
+      <w:r>
+        <w:t xml:space="preserve"> und </w:t>
+      </w:r>
+      <w:proofErr w:type="spellStart"/>
+      <w:r>
+        <w:t>union</w:t>
+      </w:r>
+      <w:proofErr w:type="spellEnd"/>
+      <w:r>
+        <w:t xml:space="preserve"> zu </w:t>
+      </w:r>
+      <w:proofErr w:type="spellStart"/>
+      <w:r>
+        <w:t>afd</w:t>
+      </w:r>
+      <w:proofErr w:type="spellEnd"/>
+      <w:r>
+        <w:t xml:space="preserve"> </w:t>
+      </w:r>
+      <w:proofErr w:type="spellStart"/>
+      <w:r>
+        <w:t>beta_arbeitslose</w:t>
+      </w:r>
+      <w:proofErr w:type="spellEnd"/>
+      <w:r>
+        <w:t xml:space="preserve"> vergleichbar), </w:t>
+      </w:r>
+      <w:proofErr w:type="spellStart"/>
+      <w:r>
+        <w:t>betas</w:t>
+      </w:r>
+      <w:proofErr w:type="spellEnd"/>
+      <w:r>
+        <w:t xml:space="preserve"> untereinander nicht vergleichbar (nur bei standardisierten Strukturvariablen)</w:t>
       </w:r>
     </w:p>
     <w:p/>
@@ -75,11 +280,142 @@
           <w:b/>
           <w:bCs/>
         </w:rPr>
-        <w:t>Validierung nslphom</w:t>
-      </w:r>
+        <w:t xml:space="preserve">Validierung </w:t>
+      </w:r>
+      <w:proofErr w:type="spellStart"/>
+      <w:r>
+        <w:rPr>
+          <w:b/>
+          <w:bCs/>
+        </w:rPr>
+        <w:t>nslphom</w:t>
+      </w:r>
+      <w:proofErr w:type="spellEnd"/>
       <w:r>
         <w:br/>
-        <w:t>lokale Verschätzung miteinbeziehen nicht nur mittel der schätzungen und dann mit globaler schätzung vergleichen</w:t>
+        <w:t xml:space="preserve">lokale </w:t>
+      </w:r>
+      <w:proofErr w:type="spellStart"/>
+      <w:r>
+        <w:t>Verschätzung</w:t>
+      </w:r>
+      <w:proofErr w:type="spellEnd"/>
+      <w:r>
+        <w:t xml:space="preserve"> miteinbeziehen nicht nur mittel der </w:t>
+      </w:r>
+      <w:proofErr w:type="spellStart"/>
+      <w:r>
+        <w:t>schätzungen</w:t>
+      </w:r>
+      <w:proofErr w:type="spellEnd"/>
+      <w:r>
+        <w:t xml:space="preserve"> und dann mit globaler </w:t>
+      </w:r>
+      <w:proofErr w:type="spellStart"/>
+      <w:r>
+        <w:t>schätzung</w:t>
+      </w:r>
+      <w:proofErr w:type="spellEnd"/>
+      <w:r>
+        <w:t xml:space="preserve"> vergleichen</w:t>
+      </w:r>
+    </w:p>
+    <w:p>
+      <w:r>
+        <w:t xml:space="preserve">Mit mehr </w:t>
+      </w:r>
+      <w:proofErr w:type="spellStart"/>
+      <w:r>
+        <w:t>parteien</w:t>
+      </w:r>
+      <w:proofErr w:type="spellEnd"/>
+      <w:r>
+        <w:t xml:space="preserve"> noch schätzen</w:t>
+      </w:r>
+    </w:p>
+    <w:p/>
+    <w:p>
+      <w:r>
+        <w:rPr>
+          <w:b/>
+          <w:bCs/>
+        </w:rPr>
+        <w:t>Nach Clustern Modellieren</w:t>
+      </w:r>
+      <w:r>
+        <w:rPr>
+          <w:b/>
+          <w:bCs/>
+        </w:rPr>
+        <w:br/>
+      </w:r>
+      <w:proofErr w:type="spellStart"/>
+      <w:r>
+        <w:t>nslphom</w:t>
+      </w:r>
+      <w:proofErr w:type="spellEnd"/>
+      <w:r>
+        <w:t xml:space="preserve"> auf </w:t>
+      </w:r>
+      <w:proofErr w:type="spellStart"/>
+      <w:proofErr w:type="gramStart"/>
+      <w:r>
+        <w:t>agg.schlüssel</w:t>
+      </w:r>
+      <w:proofErr w:type="spellEnd"/>
+      <w:proofErr w:type="gramEnd"/>
+      <w:r>
+        <w:t xml:space="preserve">, aber in mehreren Runden, jeweils ein Cluster (auf Basis von Jans Analysen) </w:t>
+      </w:r>
+      <w:r>
+        <w:sym w:font="Wingdings" w:char="F0E0"/>
+      </w:r>
+      <w:r>
+        <w:t xml:space="preserve"> Homogenitätsannahme strenger einhalten</w:t>
+      </w:r>
+    </w:p>
+    <w:p>
+      <w:r>
+        <w:t xml:space="preserve">Vergleich zu </w:t>
+      </w:r>
+      <w:proofErr w:type="spellStart"/>
+      <w:r>
+        <w:t>random</w:t>
+      </w:r>
+      <w:proofErr w:type="spellEnd"/>
+      <w:r>
+        <w:t xml:space="preserve"> Cluster möglich (performt Modell schlechter?)</w:t>
+      </w:r>
+    </w:p>
+    <w:p/>
+    <w:p>
+      <w:r>
+        <w:rPr>
+          <w:b/>
+          <w:bCs/>
+        </w:rPr>
+        <w:t>Evaluations Paper</w:t>
+      </w:r>
+      <w:r>
+        <w:rPr>
+          <w:b/>
+          <w:bCs/>
+        </w:rPr>
+        <w:br/>
+      </w:r>
+      <w:r>
+        <w:t>EI als Evaluationsmetrik (</w:t>
+      </w:r>
+      <w:proofErr w:type="spellStart"/>
+      <w:r>
+        <w:t>bzw</w:t>
+      </w:r>
+      <w:proofErr w:type="spellEnd"/>
+      <w:r>
+        <w:t xml:space="preserve"> :2 oder :4 t</w:t>
+      </w:r>
+      <w:r>
+        <w:t>eilen müssen, da Übergangsmatrix p x p ist und jede Zeile 1 ergibt: mit Häufigkeit von Wahl1=k gewichten bei Berechnen des kompletten Fehlers.</w:t>
       </w:r>
     </w:p>
     <w:p/>

--- a/MeinMaterial/Besprechungen/Gespräch4.docx
+++ b/MeinMaterial/Besprechungen/Gespräch4.docx
@@ -7,7 +7,37 @@
         <w:t>Gespräch 4</w:t>
       </w:r>
     </w:p>
-    <w:p/>
+    <w:p>
+      <w:pPr>
+        <w:rPr>
+          <w:b/>
+          <w:bCs/>
+        </w:rPr>
+      </w:pPr>
+      <w:r>
+        <w:rPr>
+          <w:b/>
+          <w:bCs/>
+        </w:rPr>
+        <w:t xml:space="preserve">! Kreisebene Arbeitslosigkeit, durch </w:t>
+      </w:r>
+      <w:proofErr w:type="spellStart"/>
+      <w:r>
+        <w:rPr>
+          <w:b/>
+          <w:bCs/>
+        </w:rPr>
+        <w:t>mittelwert</w:t>
+      </w:r>
+      <w:proofErr w:type="spellEnd"/>
+      <w:r>
+        <w:rPr>
+          <w:b/>
+          <w:bCs/>
+        </w:rPr>
+        <w:t xml:space="preserve"> ersetzt</w:t>
+      </w:r>
+    </w:p>
     <w:p>
       <w:r>
         <w:rPr>
